--- a/droit social dcg/12- modification de la relation de travail.docx
+++ b/droit social dcg/12- modification de la relation de travail.docx
@@ -8,6 +8,11 @@
         <w:jc w:val="center"/>
       </w:pPr>
       <w:r>
+        <w:rPr>
+          <w:b/>
+          <w:color w:val="1F4E79"/>
+          <w:sz w:val="34"/>
+        </w:rPr>
         <w:t>FICHE 12 : LA MODIFICATION DE LA RELATION DE TRAVAIL</w:t>
       </w:r>
     </w:p>
@@ -17,7 +22,12 @@
         <w:pStyle w:val="Heading2"/>
       </w:pPr>
       <w:r>
-        <w:t>LA MODIFICATION DE LA SITUATION JURIDIQUE DU SALARI� I �</w:t>
+        <w:rPr>
+          <w:b/>
+          <w:color w:val="2F5496"/>
+          <w:sz w:val="24"/>
+        </w:rPr>
+        <w:t>LA MODIFICATION DE LA SITUATION JURIDIQUE DU SALARIe I e</w:t>
       </w:r>
     </w:p>
     <w:p>
@@ -25,97 +35,192 @@
         <w:pStyle w:val="Heading2"/>
       </w:pPr>
       <w:r>
-        <w:t>LA MODIFICATION DES CONDITIONS DE TRAVAIL A �</w:t>
+        <w:rPr>
+          <w:b/>
+          <w:color w:val="7030A0"/>
+          <w:sz w:val="24"/>
+        </w:rPr>
+        <w:t>LA MODIFICATION DES CONDITIONS DE TRAVAIL A e</w:t>
       </w:r>
     </w:p>
     <w:p>
       <w:r>
-        <w:t>Les conditions de travail rel�vent du pouvoir de direction de l�employeur. Il s�agit de la plupart des d�cisions qui se</w:t>
+        <w:rPr>
+          <w:b w:val="0"/>
+          <w:color w:val="7030A0"/>
+          <w:sz w:val="22"/>
+        </w:rPr>
+        <w:t>Les conditions de travail relevent du pouvoir de direction de l'employeur. Il s'agit de la plupart des d'cisions qui se</w:t>
       </w:r>
     </w:p>
     <w:p>
       <w:r>
-        <w:t>rapportent � l�organisation du travail comme une modification peu importante des horaires collectifs, ou une mutation</w:t>
+        <w:rPr>
+          <w:b w:val="0"/>
+          <w:color w:val="7030A0"/>
+          <w:sz w:val="22"/>
+        </w:rPr>
+        <w:t>rapportent e l'organisation du travail comme une modification peu importante des horaires collectifs, ou une mutation</w:t>
       </w:r>
     </w:p>
     <w:p>
       <w:r>
-        <w:t>� un poste sensiblement identique n�entra�nant pas de modification r�elle du contrat de travail (r�mun�ration</w:t>
+        <w:rPr>
+          <w:b w:val="0"/>
+          <w:color w:val="7030A0"/>
+          <w:sz w:val="22"/>
+        </w:rPr>
+        <w:t>e un poste sensiblement identique n'entraenant pas de modification reelle du contrat de travail (remuneration</w:t>
       </w:r>
     </w:p>
     <w:p>
       <w:r>
+        <w:rPr>
+          <w:b w:val="0"/>
+          <w:color w:val="7030A0"/>
+          <w:sz w:val="22"/>
+        </w:rPr>
         <w:t>55</w:t>
       </w:r>
     </w:p>
     <w:p>
       <w:r>
-        <w:t>�ditions Corroy � 4 rue de Villars, 42000 Saint-�tienne � 04 77 79 92 46 � infos@editions-corroy.fr</w:t>
+        <w:rPr>
+          <w:b w:val="0"/>
+          <w:color w:val="7030A0"/>
+          <w:sz w:val="22"/>
+        </w:rPr>
+        <w:t>editions Corroy e 4 rue de Villars, 42000 Saint-etienne e 04 77 79 92 46 e infos@editions-corroy.fr</w:t>
       </w:r>
     </w:p>
     <w:p>
       <w:r>
+        <w:rPr>
+          <w:b w:val="0"/>
+          <w:color w:val="7030A0"/>
+          <w:sz w:val="22"/>
+        </w:rPr>
         <w:t>Exercice</w:t>
       </w:r>
     </w:p>
     <w:p>
       <w:r>
+        <w:rPr>
+          <w:b w:val="0"/>
+          <w:color w:val="7030A0"/>
+          <w:sz w:val="22"/>
+        </w:rPr>
         <w:t>correspondant</w:t>
       </w:r>
     </w:p>
     <w:p>
       <w:r>
-        <w:t>LA BO�TE � BONBONS : Modi?cation des conditions de travail, modi?cation du contrat de travail, cons�quences</w:t>
+        <w:rPr>
+          <w:b w:val="0"/>
+          <w:color w:val="7030A0"/>
+          <w:sz w:val="22"/>
+        </w:rPr>
+        <w:t>LA BOeTE e BONBONS : Modi?cation des conditions de travail, modi?cation du contrat de travail, consequences</w:t>
       </w:r>
     </w:p>
     <w:p>
       <w:r>
-        <w:t>pour le salari� et obligations de l�employeur, modi?cation de la situation juridique de l�employeur, effets sur les</w:t>
+        <w:rPr>
+          <w:b w:val="0"/>
+          <w:color w:val="7030A0"/>
+          <w:sz w:val="22"/>
+        </w:rPr>
+        <w:t>pour le salarie et obligations de l'employeur, modi?cation de la situation juridique de l'employeur, effets sur les</w:t>
       </w:r>
     </w:p>
     <w:p>
       <w:r>
-        <w:t>contrats de travail, suspension du contrat pour maladie non professionnelle, contr�le de l�arr�t maladie.</w:t>
+        <w:rPr>
+          <w:b w:val="0"/>
+          <w:color w:val="7030A0"/>
+          <w:sz w:val="22"/>
+        </w:rPr>
+        <w:t>contrats de travail, suspension du contrat pour maladie non professionnelle, contrele de l'arret maladie.</w:t>
       </w:r>
     </w:p>
     <w:p>
       <w:r>
+        <w:rPr>
+          <w:b w:val="0"/>
+          <w:color w:val="7030A0"/>
+          <w:sz w:val="22"/>
+        </w:rPr>
         <w:t>DCGUE3F.qxp_DCGUE3F 24/07/2025 10:26 Page 55</w:t>
       </w:r>
     </w:p>
     <w:p>
       <w:r>
-        <w:t>semblable, contraintes identiques) la r�alisation d�heures suppl�mentaires� � noter qu�un accord collectif instituant</w:t>
+        <w:rPr>
+          <w:b w:val="0"/>
+          <w:color w:val="7030A0"/>
+          <w:sz w:val="22"/>
+        </w:rPr>
+        <w:t>semblable, contraintes identiques) la realisation d'heures supplementairese e noter qu'un accord collectif instituant</w:t>
       </w:r>
     </w:p>
     <w:p>
       <w:r>
-        <w:t>un am�nagement du temps de travail ne constitue pas une modification du contrat de travail (art 3122-6 c.trav).</w:t>
+        <w:rPr>
+          <w:b w:val="0"/>
+          <w:color w:val="7030A0"/>
+          <w:sz w:val="22"/>
+        </w:rPr>
+        <w:t>un amenagement du temps de travail ne constitue pas une modification du contrat de travail (art 3122-6 c.trav).</w:t>
       </w:r>
     </w:p>
     <w:p>
       <w:r>
-        <w:t>Par cons�quent c�est en vertu des pouvoirs que la loi conf�re � l�employeur que ce dernier peut ?</w:t>
+        <w:rPr>
+          <w:b w:val="0"/>
+          <w:color w:val="7030A0"/>
+          <w:sz w:val="22"/>
+        </w:rPr>
+        <w:t>Par consequent c'est en vertu des pouvoirs que la loi confere e l'employeur que ce dernier peut ?</w:t>
       </w:r>
     </w:p>
     <w:p>
       <w:r>
-        <w:t>unilat�ralement imposer toute modification relative aux modalit�s d�ex�cution du contrat de travail.</w:t>
+        <w:rPr>
+          <w:b w:val="0"/>
+          <w:color w:val="7030A0"/>
+          <w:sz w:val="22"/>
+        </w:rPr>
+        <w:t>unilateralement imposer toute modification relative aux modalites d'execution du contrat de travail.</w:t>
       </w:r>
     </w:p>
     <w:p>
       <w:r>
-        <w:t>De fait le refus du salari� peut �tre consid�r� comme un acte d�insubordination justifiant son licenciement. N�anmoins,</w:t>
+        <w:rPr>
+          <w:b w:val="0"/>
+          <w:color w:val="7030A0"/>
+          <w:sz w:val="22"/>
+        </w:rPr>
+        <w:t>De fait le refus du salarie peut etre considere comme un acte d'insubordination justifiant son licenciement. N'anmoins,</w:t>
       </w:r>
     </w:p>
     <w:p>
       <w:r>
-        <w:t>il ne constitue pas � lui seul une faute grave (Cass. soc. 28 avril 2011, Cass. soc. 20 nov. 2013). � noter enfin qu�une</w:t>
+        <w:rPr>
+          <w:b w:val="0"/>
+          <w:color w:val="7030A0"/>
+          <w:sz w:val="22"/>
+        </w:rPr>
+        <w:t>il ne constitue pas e lui seul une faute grave (Cass. soc. 28 avril 2011, Cass. soc. 20 nov. 2013). e noter enfin qu'une</w:t>
       </w:r>
     </w:p>
     <w:p>
       <w:r>
-        <w:t>modification des conditions de travail d�un salari� prot�g� n�cessite son accord.</w:t>
+        <w:rPr>
+          <w:b w:val="0"/>
+          <w:color w:val="7030A0"/>
+          <w:sz w:val="22"/>
+        </w:rPr>
+        <w:t>modification des conditions de travail d'un salarie protege n'cessite son accord.</w:t>
       </w:r>
     </w:p>
     <w:p>
@@ -123,7 +228,12 @@
         <w:pStyle w:val="Heading2"/>
       </w:pPr>
       <w:r>
-        <w:t>LA MODIFICATION DU CONTRAT DE TRAVAIL B �</w:t>
+        <w:rPr>
+          <w:b/>
+          <w:color w:val="2F5496"/>
+          <w:sz w:val="24"/>
+        </w:rPr>
+        <w:t>LA MODIFICATION DU CONTRAT DE TRAVAIL B e</w:t>
       </w:r>
     </w:p>
     <w:p>
@@ -131,32 +241,62 @@
         <w:pStyle w:val="Heading2"/>
       </w:pPr>
       <w:r>
-        <w:t>APPR�CIATION DE LA MODIFICATION</w:t>
+        <w:rPr>
+          <w:b/>
+          <w:color w:val="2F5496"/>
+          <w:sz w:val="24"/>
+        </w:rPr>
+        <w:t>APPReCIATION DE LA MODIFICATION</w:t>
       </w:r>
     </w:p>
     <w:p>
       <w:r>
+        <w:rPr>
+          <w:b w:val="0"/>
+          <w:color w:val="000000"/>
+          <w:sz w:val="22"/>
+        </w:rPr>
         <w:t>?</w:t>
       </w:r>
     </w:p>
     <w:p>
       <w:r>
-        <w:t>La modification du contrat de travail porte sur un �l�ment essentiel par nature du contrat de travail, ou sur un �l�ment</w:t>
+        <w:rPr>
+          <w:b w:val="0"/>
+          <w:color w:val="000000"/>
+          <w:sz w:val="22"/>
+        </w:rPr>
+        <w:t>La modification du contrat de travail porte sur un el'ment essentiel par nature du contrat de travail, ou sur un el'ment</w:t>
       </w:r>
     </w:p>
     <w:p>
       <w:r>
-        <w:t>d�terminant pour les parties � la conclusion du contrat. L�int�r�t essentiel est que toute modification du contrat suppose</w:t>
+        <w:rPr>
+          <w:b w:val="0"/>
+          <w:color w:val="000000"/>
+          <w:sz w:val="22"/>
+        </w:rPr>
+        <w:t>d'terminant pour les parties e la conclusion du contrat. L'interet essentiel est que toute modification du contrat suppose</w:t>
       </w:r>
     </w:p>
     <w:p>
       <w:r>
-        <w:t>l�accord pr�alable du salari�.</w:t>
+        <w:rPr>
+          <w:b w:val="0"/>
+          <w:color w:val="000000"/>
+          <w:sz w:val="22"/>
+        </w:rPr>
+        <w:t>l'accord prealable du salarie.</w:t>
       </w:r>
     </w:p>
     <w:p>
       <w:r>
-        <w:t>Sont consid�r�es comme une modification du contrat de travail, les modifications portant sur :</w:t>
+        <w:rPr>
+          <w:b w:val="0"/>
+          <w:color w:val="000000"/>
+          <w:sz w:val="22"/>
+        </w:rPr>
+        <w:t>Sont considerees comme une modification du contrat de travail, les modifications portant sur :</w:t>
       </w:r>
     </w:p>
     <w:p>
@@ -164,7 +304,12 @@
         <w:pStyle w:val="ListBullet"/>
       </w:pPr>
       <w:r>
-        <w:t>la r�mun�ration (Cass. soc. 6 octobre 2010 ; Cass. soc. 17 janvier 2017) ; -</w:t>
+        <w:rPr>
+          <w:b w:val="0"/>
+          <w:color w:val="000000"/>
+          <w:sz w:val="22"/>
+        </w:rPr>
+        <w:t>la remuneration (Cass. soc. 6 octobre 2010 ; Cass. soc. 17 janvier 2017) ;</w:t>
       </w:r>
     </w:p>
     <w:p>
@@ -172,7 +317,12 @@
         <w:pStyle w:val="ListBullet"/>
       </w:pPr>
       <w:r>
-        <w:t>la fonction et la qualification ; -</w:t>
+        <w:rPr>
+          <w:b w:val="0"/>
+          <w:color w:val="000000"/>
+          <w:sz w:val="22"/>
+        </w:rPr>
+        <w:t>la fonction et la qualification ;</w:t>
       </w:r>
     </w:p>
     <w:p>
@@ -180,7 +330,12 @@
         <w:pStyle w:val="ListBullet"/>
       </w:pPr>
       <w:r>
-        <w:t>le changement de la dur�e du travail ; -</w:t>
+        <w:rPr>
+          <w:b w:val="0"/>
+          <w:color w:val="000000"/>
+          <w:sz w:val="22"/>
+        </w:rPr>
+        <w:t>le changement de la duree du travail ;</w:t>
       </w:r>
     </w:p>
     <w:p>
@@ -188,7 +343,12 @@
         <w:pStyle w:val="ListBullet"/>
       </w:pPr>
       <w:r>
-        <w:t>la modification importante de l�horaire de travail ; -</w:t>
+        <w:rPr>
+          <w:b w:val="0"/>
+          <w:color w:val="000000"/>
+          <w:sz w:val="22"/>
+        </w:rPr>
+        <w:t>la modification importante de l'horaire de travail ;</w:t>
       </w:r>
     </w:p>
     <w:p>
@@ -196,7 +356,12 @@
         <w:pStyle w:val="ListBullet"/>
       </w:pPr>
       <w:r>
-        <w:t>le passage d�un horaire de nuit � un horaire de jour (Cass. soc. 4 mai 2017) ; -</w:t>
+        <w:rPr>
+          <w:b w:val="0"/>
+          <w:color w:val="000000"/>
+          <w:sz w:val="22"/>
+        </w:rPr>
+        <w:t>le passage d'un horaire de nuit e un horaire de jour (Cass. soc. 4 mai 2017) ;</w:t>
       </w:r>
     </w:p>
     <w:p>
@@ -204,7 +369,12 @@
         <w:pStyle w:val="ListBullet"/>
       </w:pPr>
       <w:r>
-        <w:t>l�appauvrissement des missions et des responsabilit�s (Cass. soc. 29 janvier 2014) ; -</w:t>
+        <w:rPr>
+          <w:b w:val="0"/>
+          <w:color w:val="000000"/>
+          <w:sz w:val="22"/>
+        </w:rPr>
+        <w:t>l'appauvrissement des missions et des responsabilites (Cass. soc. 29 janvier 2014) ;</w:t>
       </w:r>
     </w:p>
     <w:p>
@@ -212,32 +382,62 @@
         <w:pStyle w:val="ListBullet"/>
       </w:pPr>
       <w:r>
-        <w:t>ou encore, la r�duction du p�rim�tre de prospection pouvant avoir des incidences sur la r�mun�ration (Cass. soc. 12 f�vrier 2015). -</w:t>
+        <w:rPr>
+          <w:b w:val="0"/>
+          <w:color w:val="000000"/>
+          <w:sz w:val="22"/>
+        </w:rPr>
+        <w:t>ou encore, la reduction du perimetre de prospection pouvant avoir des incidences sur la remuneration (Cass. soc. 12 fevrier 2015).</w:t>
       </w:r>
     </w:p>
     <w:p>
       <w:r>
-        <w:t>Sur ce point, la mention du lieu de travail dans le contrat n�a qu�une valeur d�information. D�s lors, l�employeur peut le modifier</w:t>
+        <w:rPr>
+          <w:b w:val="0"/>
+          <w:color w:val="000000"/>
+          <w:sz w:val="22"/>
+        </w:rPr>
+        <w:t>Sur ce point, la mention du lieu de travail dans le contrat n'a qu'une valeur d'information. D's lors, l'employeur peut le modifier</w:t>
       </w:r>
     </w:p>
     <w:p>
       <w:r>
-        <w:t>si le changement s�op�re dans le m�me secteur g�ographique (cette notion doit �tre appr�ci�e � travers diff�rents crit�res : la</w:t>
+        <w:rPr>
+          <w:b w:val="0"/>
+          <w:color w:val="000000"/>
+          <w:sz w:val="22"/>
+        </w:rPr>
+        <w:t>si le changement s'opere dans le m'me secteur geographique (cette notion doit etre appreciee e travers differents criteres : la</w:t>
       </w:r>
     </w:p>
     <w:p>
       <w:r>
-        <w:t>distance s�parant l�ancien et le nouveau lieu de travail, l�existence d�un bassin d�emploi, les facilit�s d�acc�s au nouveau lieu de</w:t>
+        <w:rPr>
+          <w:b w:val="0"/>
+          <w:color w:val="000000"/>
+          <w:sz w:val="22"/>
+        </w:rPr>
+        <w:t>distance s'parant l'ancien et le nouveau lieu de travail, l'existence d'un bassin d'emploi, les facilites d'acces au nouveau lieu de</w:t>
       </w:r>
     </w:p>
     <w:p>
       <w:r>
-        <w:t>travail (Cass. soc. 25 janvier 2006). Par trois arr�ts du 5 mai 2012, la Cour de cassation a pr�cis� plus encore cette notion en</w:t>
+        <w:rPr>
+          <w:b w:val="0"/>
+          <w:color w:val="000000"/>
+          <w:sz w:val="22"/>
+        </w:rPr>
+        <w:t>travail (Cass. soc. 25 janvier 2006). Par trois arrets du 5 mai 2012, la Cour de cassation a precise plus encore cette notion en</w:t>
       </w:r>
     </w:p>
     <w:p>
       <w:r>
-        <w:t>consid�rant qu�est situ� dans un m�me secteur g�ographique le changement de lieu de travail impos� au salari� :</w:t>
+        <w:rPr>
+          <w:b w:val="0"/>
+          <w:color w:val="000000"/>
+          <w:sz w:val="22"/>
+        </w:rPr>
+        <w:t>considerant qu'est situe dans un m'me secteur geographique le changement de lieu de travail impose au salarie :</w:t>
       </w:r>
     </w:p>
     <w:p>
@@ -245,12 +445,22 @@
         <w:pStyle w:val="ListBullet"/>
       </w:pPr>
       <w:r>
-        <w:t>dans l�agglom�ration parisienne disposant de plusieurs moyens de transport collectif, d�s lors que la distance qui s�pare -</w:t>
+        <w:rPr>
+          <w:b w:val="0"/>
+          <w:color w:val="000000"/>
+          <w:sz w:val="22"/>
+        </w:rPr>
+        <w:t>dans l'agglomeration parisienne disposant de plusieurs moyens de transport collectif, d's lors que la distance qui s'pare</w:t>
       </w:r>
     </w:p>
     <w:p>
       <w:r>
-        <w:t>l�ancien du nouveau lieu de travail est de 32 km, ce qui correspond � un temps de trajet de 34 minutes ;</w:t>
+        <w:rPr>
+          <w:b w:val="0"/>
+          <w:color w:val="000000"/>
+          <w:sz w:val="22"/>
+        </w:rPr>
+        <w:t>l'ancien du nouveau lieu de travail est de 32 km, ce qui correspond e un temps de trajet de 34 minutes ;</w:t>
       </w:r>
     </w:p>
     <w:p>
@@ -258,21 +468,41 @@
         <w:pStyle w:val="ListBullet"/>
       </w:pPr>
       <w:r>
-        <w:t>hors agglom�ration parisienne, le nouveau lieu de travail distant de 19 kilom�tres du pr�c�dent, peu importent la distance qui -</w:t>
+        <w:rPr>
+          <w:b w:val="0"/>
+          <w:color w:val="000000"/>
+          <w:sz w:val="22"/>
+        </w:rPr>
+        <w:t>hors agglomeration parisienne, le nouveau lieu de travail distant de 19 kilometres du prec'dent, peu importent la distance qui</w:t>
       </w:r>
     </w:p>
     <w:p>
       <w:r>
-        <w:t>s�pare le domicile du salari� de son nouveau lieu de travail et la pr�sence ou non de moyens de transport collectif.</w:t>
+        <w:rPr>
+          <w:b w:val="0"/>
+          <w:color w:val="000000"/>
+          <w:sz w:val="22"/>
+        </w:rPr>
+        <w:t>s'pare le domicile du salarie de son nouveau lieu de travail et la presence ou non de moyens de transport collectif.</w:t>
       </w:r>
     </w:p>
     <w:p>
       <w:r>
-        <w:t>De m�me, s�il existe une clause de mobilit�, il faut consid�rer que le salari� s�est engag� par avance � accepter une modification</w:t>
+        <w:rPr>
+          <w:b w:val="0"/>
+          <w:color w:val="000000"/>
+          <w:sz w:val="22"/>
+        </w:rPr>
+        <w:t>De m'me, s'il existe une clause de mobilite, il faut considerer que le salarie s'est engage par avance e accepter une modification</w:t>
       </w:r>
     </w:p>
     <w:p>
       <w:r>
+        <w:rPr>
+          <w:b w:val="0"/>
+          <w:color w:val="000000"/>
+          <w:sz w:val="22"/>
+        </w:rPr>
         <w:t>de son lieu de travail.</w:t>
       </w:r>
     </w:p>
@@ -281,67 +511,132 @@
         <w:pStyle w:val="Heading2"/>
       </w:pPr>
       <w:r>
-        <w:t>MISE EN �UVRE DE LA MODIFICATION DU CONTRAT DE TRAVAIL</w:t>
+        <w:rPr>
+          <w:b/>
+          <w:color w:val="2F5496"/>
+          <w:sz w:val="24"/>
+        </w:rPr>
+        <w:t>MISE EN eUVRE DE LA MODIFICATION DU CONTRAT DE TRAVAIL</w:t>
       </w:r>
     </w:p>
     <w:p>
       <w:r>
+        <w:rPr>
+          <w:b w:val="0"/>
+          <w:color w:val="000000"/>
+          <w:sz w:val="22"/>
+        </w:rPr>
         <w:t>?</w:t>
       </w:r>
     </w:p>
     <w:p>
       <w:r>
-        <w:t>La proc�dure est diff�rente selon que la modification repose sur un motif �conomique ou sur un motif personnel.</w:t>
+        <w:rPr>
+          <w:b w:val="0"/>
+          <w:color w:val="000000"/>
+          <w:sz w:val="22"/>
+        </w:rPr>
+        <w:t>La procedure est differente selon que la modification repose sur un motif economique ou sur un motif personnel.</w:t>
       </w:r>
     </w:p>
     <w:p>
       <w:r>
-        <w:t>En cas de modification pour motif �conomique, l�employeur est tenu de respecter une proc�dure l�gale d�crite � l�article L</w:t>
+        <w:rPr>
+          <w:b w:val="0"/>
+          <w:color w:val="000000"/>
+          <w:sz w:val="22"/>
+        </w:rPr>
+        <w:t>En cas de modification pour motif economique, l'employeur est tenu de respecter une procedure l'gale d'crite e l'article L</w:t>
       </w:r>
     </w:p>
     <w:p>
       <w:r>
-        <w:t>1222-6 du Code du travail. Le projet de modification du contrat est notifi� au salari� par lettre recommand�e avec AR. Le</w:t>
+        <w:rPr>
+          <w:b w:val="0"/>
+          <w:color w:val="000000"/>
+          <w:sz w:val="22"/>
+        </w:rPr>
+        <w:t>1222-6 du Code du travail. Le projet de modification du contrat est notifie au salarie par lettre recommandee avec AR. Le</w:t>
       </w:r>
     </w:p>
     <w:p>
       <w:r>
-        <w:t>motif �conomique doit y �tre clairement pr�cis�. Le salari� dispose du d�lai d�un mois pour accepter ou refuser le projet qui</w:t>
+        <w:rPr>
+          <w:b w:val="0"/>
+          <w:color w:val="000000"/>
+          <w:sz w:val="22"/>
+        </w:rPr>
+        <w:t>motif economique doit y etre clairement precise. Le salarie dispose du d'lai d'un mois pour accepter ou refuser le projet qui</w:t>
       </w:r>
     </w:p>
     <w:p>
       <w:r>
-        <w:t>lui est soumis. L�absence de r�ponse vaut acceptation, mais l�employeur ne pourra s�en pr�valoir si le projet de modification</w:t>
+        <w:rPr>
+          <w:b w:val="0"/>
+          <w:color w:val="000000"/>
+          <w:sz w:val="22"/>
+        </w:rPr>
+        <w:t>lui est soumis. L'absence de reponse vaut acceptation, mais l'employeur ne pourra s'en prevaloir si le projet de modification</w:t>
       </w:r>
     </w:p>
     <w:p>
       <w:r>
-        <w:t>ne comportait aucun motif ou un motif impr�cis. En cas de refus, l�employeur peut, soit abandonner son projet, soit mettre</w:t>
+        <w:rPr>
+          <w:b w:val="0"/>
+          <w:color w:val="000000"/>
+          <w:sz w:val="22"/>
+        </w:rPr>
+        <w:t>ne comportait aucun motif ou un motif imprecis. En cas de refus, l'employeur peut, soit abandonner son projet, soit mettre</w:t>
       </w:r>
     </w:p>
     <w:p>
       <w:r>
-        <w:t>en �uvre la proc�dure de licenciement pour motif �conomique � condition qu�il r�ponde aux crit�res de la loi.</w:t>
+        <w:rPr>
+          <w:b w:val="0"/>
+          <w:color w:val="000000"/>
+          <w:sz w:val="22"/>
+        </w:rPr>
+        <w:t>en euvre la procedure de licenciement pour motif economique e condition qu'il reponde aux criteres de la loi.</w:t>
       </w:r>
     </w:p>
     <w:p>
       <w:r>
-        <w:t>En cas de modification pour motif personnel, l�employeur est dispens� de toute proc�dure sp�cifique. Il doit donc</w:t>
+        <w:rPr>
+          <w:b w:val="0"/>
+          <w:color w:val="000000"/>
+          <w:sz w:val="22"/>
+        </w:rPr>
+        <w:t>En cas de modification pour motif personnel, l'employeur est dispense de toute procedure specifique. Il doit donc</w:t>
       </w:r>
     </w:p>
     <w:p>
       <w:r>
-        <w:t>s�assurer de l�acceptation ou du refus du salari�. Dans ce dernier cas, il peut renoncer � la modification ou mettre en �uvre</w:t>
+        <w:rPr>
+          <w:b w:val="0"/>
+          <w:color w:val="000000"/>
+          <w:sz w:val="22"/>
+        </w:rPr>
+        <w:t>s'assurer de l'acceptation ou du refus du salarie. Dans ce dernier cas, il peut renoncer e la modification ou mettre en euvre</w:t>
       </w:r>
     </w:p>
     <w:p>
       <w:r>
-        <w:t>la proc�dure de licenciement pour motif personnel. Bien que non fautif, le licenciement devra �videmment reposer sur une</w:t>
+        <w:rPr>
+          <w:b w:val="0"/>
+          <w:color w:val="000000"/>
+          <w:sz w:val="22"/>
+        </w:rPr>
+        <w:t>la procedure de licenciement pour motif personnel. Bien que non fautif, le licenciement devra evidemment reposer sur une</w:t>
       </w:r>
     </w:p>
     <w:p>
       <w:r>
-        <w:t>cause r�elle et s�rieuse autre que le refus du salari� (Cass. soc. 11 juillet 2018).</w:t>
+        <w:rPr>
+          <w:b w:val="0"/>
+          <w:color w:val="000000"/>
+          <w:sz w:val="22"/>
+        </w:rPr>
+        <w:t>cause reelle et s'rieuse autre que le refus du salarie (Cass. soc. 11 juillet 2018).</w:t>
       </w:r>
     </w:p>
     <w:p>
@@ -349,7 +644,12 @@
         <w:pStyle w:val="Heading2"/>
       </w:pPr>
       <w:r>
-        <w:t>LA MODIFICATION DE LA SITUATION JURIDIQUE DE L�EMPLOYEUR II �</w:t>
+        <w:rPr>
+          <w:b/>
+          <w:color w:val="2F5496"/>
+          <w:sz w:val="24"/>
+        </w:rPr>
+        <w:t>LA MODIFICATION DE LA SITUATION JURIDIQUE DE L'EMPLOYEUR II e</w:t>
       </w:r>
     </w:p>
     <w:p>
@@ -357,37 +657,72 @@
         <w:pStyle w:val="Heading2"/>
       </w:pPr>
       <w:r>
-        <w:t>LE PRINCIPE A �</w:t>
+        <w:rPr>
+          <w:b/>
+          <w:color w:val="006100"/>
+          <w:sz w:val="24"/>
+        </w:rPr>
+        <w:t>LE PRINCIPE A e</w:t>
       </w:r>
     </w:p>
     <w:p>
       <w:r>
-        <w:t>Il est pos� � l�article L 1224-1 du code du travail qui dispose : � S�il survient une modification dans la situation juridique de</w:t>
+        <w:rPr>
+          <w:b w:val="0"/>
+          <w:color w:val="006100"/>
+          <w:sz w:val="22"/>
+        </w:rPr>
+        <w:t>Il est pose e l'article L 1224-1 du code du travail qui dispose : e S'il survient une modification dans la situation juridique de</w:t>
       </w:r>
     </w:p>
     <w:p>
       <w:r>
-        <w:t>l�employeur, notamment par succession, vente, fusion, transformation du fonds, mise en soci�t�, tous les contrats de travail en</w:t>
+        <w:rPr>
+          <w:b w:val="0"/>
+          <w:color w:val="006100"/>
+          <w:sz w:val="22"/>
+        </w:rPr>
+        <w:t>l'employeur, notamment par succession, vente, fusion, transformation du fonds, mise en societ', tous les contrats de travail en</w:t>
       </w:r>
     </w:p>
     <w:p>
       <w:r>
-        <w:t>cours au jour de la modification subsistent entre le nouvel employeur et le personnel de l�entreprise �.</w:t>
+        <w:rPr>
+          <w:b w:val="0"/>
+          <w:color w:val="006100"/>
+          <w:sz w:val="22"/>
+        </w:rPr>
+        <w:t>cours au jour de la modification subsistent entre le nouvel employeur et le personnel de l'entreprise e.</w:t>
       </w:r>
     </w:p>
     <w:p>
       <w:r>
-        <w:t>Cet article appelle deux remarques : d�une part la liste n�est pas limitative tel que le sugg�re l�adverbe � notamment �,</w:t>
+        <w:rPr>
+          <w:b w:val="0"/>
+          <w:color w:val="006100"/>
+          <w:sz w:val="22"/>
+        </w:rPr>
+        <w:t>Cet article appelle deux remarques : d'une part la liste n'est pas limitative tel que le suggere l'adverbe e notamment e,</w:t>
       </w:r>
     </w:p>
     <w:p>
       <w:r>
-        <w:t>d�autre part le principe � vocation � s�appliquer � toute entit� �conomique autonome transf�r�e dont l�existence et</w:t>
+        <w:rPr>
+          <w:b w:val="0"/>
+          <w:color w:val="006100"/>
+          <w:sz w:val="22"/>
+        </w:rPr>
+        <w:t>d'autre part le principe e vocation e s'appliquer e toute entite economique autonome transferee dont l'existence et</w:t>
       </w:r>
     </w:p>
     <w:p>
       <w:r>
-        <w:t>l�identit� sont maintenues, c�est-�-dire fonctionne dans des conditions analogues � la pr�c�dente.</w:t>
+        <w:rPr>
+          <w:b w:val="0"/>
+          <w:color w:val="006100"/>
+          <w:sz w:val="22"/>
+        </w:rPr>
+        <w:t>l'identite sont maintenues, c'est-e-dire fonctionne dans des conditions analogues e la prec'dente.</w:t>
       </w:r>
     </w:p>
     <w:p>
@@ -395,7 +730,12 @@
         <w:pStyle w:val="Heading2"/>
       </w:pPr>
       <w:r>
-        <w:t>LES EFFETS SUR LA RELATION DE TRAVAIL B �</w:t>
+        <w:rPr>
+          <w:b/>
+          <w:color w:val="2F5496"/>
+          <w:sz w:val="24"/>
+        </w:rPr>
+        <w:t>LES EFFETS SUR LA RELATION DE TRAVAIL B e</w:t>
       </w:r>
     </w:p>
     <w:p>
@@ -403,42 +743,82 @@
         <w:pStyle w:val="Heading2"/>
       </w:pPr>
       <w:r>
+        <w:rPr>
+          <w:b/>
+          <w:color w:val="2F5496"/>
+          <w:sz w:val="24"/>
+        </w:rPr>
         <w:t>LE MAINTIEN DES CONTRATS DE TRAVAIL</w:t>
       </w:r>
     </w:p>
     <w:p>
       <w:r>
+        <w:rPr>
+          <w:b w:val="0"/>
+          <w:color w:val="000000"/>
+          <w:sz w:val="22"/>
+        </w:rPr>
         <w:t>?</w:t>
       </w:r>
     </w:p>
     <w:p>
       <w:r>
-        <w:t>Quelle que soit leur nature, � dur�e d�termin�e ou ind�termin�e, contrats d�apprentissage, de professionnalisation�</w:t>
+        <w:rPr>
+          <w:b w:val="0"/>
+          <w:color w:val="000000"/>
+          <w:sz w:val="22"/>
+        </w:rPr>
+        <w:t>Quelle que soit leur nature, e duree d'terminee ou indeterminee, contrats d'apprentissage, de professionnalisatione</w:t>
       </w:r>
     </w:p>
     <w:p>
       <w:r>
-        <w:t>tous les contrats de travail subsistent avec le nouvel employeur. Il y a donc transfert de plein droit de l�ancien employeur</w:t>
+        <w:rPr>
+          <w:b w:val="0"/>
+          <w:color w:val="000000"/>
+          <w:sz w:val="22"/>
+        </w:rPr>
+        <w:t>tous les contrats de travail subsistent avec le nouvel employeur. Il y a donc transfert de plein droit de l'ancien employeur</w:t>
       </w:r>
     </w:p>
     <w:p>
       <w:r>
-        <w:t>vers le nouvel employeur de l�ensemble des contrats ant�rieurement conclus. Cette op�ration de transfert vaut pour</w:t>
+        <w:rPr>
+          <w:b w:val="0"/>
+          <w:color w:val="000000"/>
+          <w:sz w:val="22"/>
+        </w:rPr>
+        <w:t>vers le nouvel employeur de l'ensemble des contrats anterieurement conclus. Cette operation de transfert vaut pour</w:t>
       </w:r>
     </w:p>
     <w:p>
       <w:r>
-        <w:t>tous les �l�ments du contrat (r�mun�ration, anciennet�, classification, fonction�). � noter que lorsque les conditions</w:t>
+        <w:rPr>
+          <w:b w:val="0"/>
+          <w:color w:val="000000"/>
+          <w:sz w:val="22"/>
+        </w:rPr>
+        <w:t>tous les el'ments du contrat (remuneration, anciennete, classification, fonctione). e noter que lorsque les conditions</w:t>
       </w:r>
     </w:p>
     <w:p>
       <w:r>
-        <w:t>ne sont pas r�unies, le transfert du contrat de travail vers une autre entreprise s�analyse en une modification du contrat</w:t>
+        <w:rPr>
+          <w:b w:val="0"/>
+          <w:color w:val="000000"/>
+          <w:sz w:val="22"/>
+        </w:rPr>
+        <w:t>ne sont pas reunies, le transfert du contrat de travail vers une autre entreprise s'analyse en une modification du contrat</w:t>
       </w:r>
     </w:p>
     <w:p>
       <w:r>
-        <w:t>n�cessitant l�accord du salari� (Cass. soc. 25 septembre 2024).</w:t>
+        <w:rPr>
+          <w:b w:val="0"/>
+          <w:color w:val="000000"/>
+          <w:sz w:val="22"/>
+        </w:rPr>
+        <w:t>n'cessitant l'accord du salarie (Cass. soc. 25 septembre 2024).</w:t>
       </w:r>
     </w:p>
     <w:p>
@@ -446,22 +826,42 @@
         <w:pStyle w:val="Heading2"/>
       </w:pPr>
       <w:r>
-        <w:t>NULLIT� DES LICENCIEMENTS</w:t>
+        <w:rPr>
+          <w:b/>
+          <w:color w:val="2F5496"/>
+          <w:sz w:val="24"/>
+        </w:rPr>
+        <w:t>NULLITe DES LICENCIEMENTS</w:t>
       </w:r>
     </w:p>
     <w:p>
       <w:r>
+        <w:rPr>
+          <w:b w:val="0"/>
+          <w:color w:val="000000"/>
+          <w:sz w:val="22"/>
+        </w:rPr>
         <w:t>?</w:t>
       </w:r>
     </w:p>
     <w:p>
       <w:r>
-        <w:t>Tout licenciement ayant pour objet d��carter la continuation des contrats est frapp� de nullit�, sauf cas particulier par</w:t>
+        <w:rPr>
+          <w:b w:val="0"/>
+          <w:color w:val="000000"/>
+          <w:sz w:val="22"/>
+        </w:rPr>
+        <w:t>Tout licenciement ayant pour objet d'ecarter la continuation des contrats est frappe de nullite, sauf cas particulier par</w:t>
       </w:r>
     </w:p>
     <w:p>
       <w:r>
-        <w:t>exemple : proc�dure de sauvegarde, redressement ou liquidation judiciaire.</w:t>
+        <w:rPr>
+          <w:b w:val="0"/>
+          <w:color w:val="000000"/>
+          <w:sz w:val="22"/>
+        </w:rPr>
+        <w:t>exemple : procedure de sauvegarde, redressement ou liquidation judiciaire.</w:t>
       </w:r>
     </w:p>
     <w:p/>

--- a/droit social dcg/12- modification de la relation de travail.docx
+++ b/droit social dcg/12- modification de la relation de travail.docx
@@ -27,7 +27,7 @@
           <w:color w:val="2F5496"/>
           <w:sz w:val="24"/>
         </w:rPr>
-        <w:t>LA MODIFICATION DE LA SITUATION JURIDIQUE DU SALARIe I e</w:t>
+        <w:t>LA MODIFICATION DE LA SITUATION JURIDIQUE DU SALARIÉ I •</w:t>
       </w:r>
     </w:p>
     <w:p>
@@ -40,7 +40,7 @@
           <w:color w:val="7030A0"/>
           <w:sz w:val="24"/>
         </w:rPr>
-        <w:t>LA MODIFICATION DES CONDITIONS DE TRAVAIL A e</w:t>
+        <w:t>LA MODIFICATION DES CONDITIONS DE TRAVAIL A •</w:t>
       </w:r>
     </w:p>
     <w:p>
@@ -50,7 +50,7 @@
           <w:color w:val="7030A0"/>
           <w:sz w:val="22"/>
         </w:rPr>
-        <w:t>Les conditions de travail relevent du pouvoir de direction de l'employeur. Il s'agit de la plupart des d'cisions qui se</w:t>
+        <w:t>Les conditions de travail relèvent du pouvoir de direction de l'employeur. Il s'agit de la plupart des décisions qui se</w:t>
       </w:r>
     </w:p>
     <w:p>
@@ -60,7 +60,7 @@
           <w:color w:val="7030A0"/>
           <w:sz w:val="22"/>
         </w:rPr>
-        <w:t>rapportent e l'organisation du travail comme une modification peu importante des horaires collectifs, ou une mutation</w:t>
+        <w:t>rapportent à l'organisation du travail comme une modification peu importante des horaires collectifs, ou une mutation</w:t>
       </w:r>
     </w:p>
     <w:p>
@@ -70,7 +70,7 @@
           <w:color w:val="7030A0"/>
           <w:sz w:val="22"/>
         </w:rPr>
-        <w:t>e un poste sensiblement identique n'entraenant pas de modification reelle du contrat de travail (remuneration</w:t>
+        <w:t>à un poste sensiblement identique n'entraînant pas de modification réelle du contrat de travail (rémunération</w:t>
       </w:r>
     </w:p>
     <w:p>
@@ -90,7 +90,7 @@
           <w:color w:val="7030A0"/>
           <w:sz w:val="22"/>
         </w:rPr>
-        <w:t>editions Corroy e 4 rue de Villars, 42000 Saint-etienne e 04 77 79 92 46 e infos@editions-corroy.fr</w:t>
+        <w:t>éditions Corroy à 4 rue de Villars, 42000 Saint-etienne à 04 77 79 92 46 à infos@editions-corroy.fr</w:t>
       </w:r>
     </w:p>
     <w:p>
@@ -120,7 +120,7 @@
           <w:color w:val="7030A0"/>
           <w:sz w:val="22"/>
         </w:rPr>
-        <w:t>LA BOeTE e BONBONS : Modi?cation des conditions de travail, modi?cation du contrat de travail, consequences</w:t>
+        <w:t>LA BOÎTE à BONBONS : Modi?cation des conditions de travail, modi?cation du contrat de travail, conséquences</w:t>
       </w:r>
     </w:p>
     <w:p>
@@ -130,7 +130,7 @@
           <w:color w:val="7030A0"/>
           <w:sz w:val="22"/>
         </w:rPr>
-        <w:t>pour le salarie et obligations de l'employeur, modi?cation de la situation juridique de l'employeur, effets sur les</w:t>
+        <w:t>pour le salarié et obligations de l'employeur, modi?cation de la situation juridique de l'employeur, effets sur les</w:t>
       </w:r>
     </w:p>
     <w:p>
@@ -140,7 +140,7 @@
           <w:color w:val="7030A0"/>
           <w:sz w:val="22"/>
         </w:rPr>
-        <w:t>contrats de travail, suspension du contrat pour maladie non professionnelle, contrele de l'arret maladie.</w:t>
+        <w:t>contrats de travail, suspension du contrat pour maladie non professionnelle, contrôle de l'arrêt maladie.</w:t>
       </w:r>
     </w:p>
     <w:p>
@@ -160,7 +160,7 @@
           <w:color w:val="7030A0"/>
           <w:sz w:val="22"/>
         </w:rPr>
-        <w:t>semblable, contraintes identiques) la realisation d'heures supplementairese e noter qu'un accord collectif instituant</w:t>
+        <w:t>semblable, contraintes identiques) la réalisation d'heures supplémentairesé à noter qu'un accord collectif instituant</w:t>
       </w:r>
     </w:p>
     <w:p>
@@ -170,7 +170,7 @@
           <w:color w:val="7030A0"/>
           <w:sz w:val="22"/>
         </w:rPr>
-        <w:t>un amenagement du temps de travail ne constitue pas une modification du contrat de travail (art 3122-6 c.trav).</w:t>
+        <w:t>un aménagement du temps de travail ne constitue pas une modification du contrat de travail (art 3122-6 c.trav).</w:t>
       </w:r>
     </w:p>
     <w:p>
@@ -180,7 +180,7 @@
           <w:color w:val="7030A0"/>
           <w:sz w:val="22"/>
         </w:rPr>
-        <w:t>Par consequent c'est en vertu des pouvoirs que la loi confere e l'employeur que ce dernier peut ?</w:t>
+        <w:t>Par conséquent c'est en vertu des pouvoirs que la loi confère à l'employeur que ce dernier peut ?</w:t>
       </w:r>
     </w:p>
     <w:p>
@@ -190,7 +190,7 @@
           <w:color w:val="7030A0"/>
           <w:sz w:val="22"/>
         </w:rPr>
-        <w:t>unilateralement imposer toute modification relative aux modalites d'execution du contrat de travail.</w:t>
+        <w:t>unilatéralement imposer toute modification relative aux modalités d'exécution du contrat de travail.</w:t>
       </w:r>
     </w:p>
     <w:p>
@@ -200,7 +200,7 @@
           <w:color w:val="7030A0"/>
           <w:sz w:val="22"/>
         </w:rPr>
-        <w:t>De fait le refus du salarie peut etre considere comme un acte d'insubordination justifiant son licenciement. N'anmoins,</w:t>
+        <w:t>De fait le refus du salarié peut être considéré comme un acte d'insubordination justifiant son licenciement. Néanmoins,</w:t>
       </w:r>
     </w:p>
     <w:p>
@@ -210,7 +210,7 @@
           <w:color w:val="7030A0"/>
           <w:sz w:val="22"/>
         </w:rPr>
-        <w:t>il ne constitue pas e lui seul une faute grave (Cass. soc. 28 avril 2011, Cass. soc. 20 nov. 2013). e noter enfin qu'une</w:t>
+        <w:t>il ne constitue pas à lui seul une faute grave (Cass. soc. 28 avril 2011, Cass. soc. 20 nov. 2013). à noter enfin qu'une</w:t>
       </w:r>
     </w:p>
     <w:p>
@@ -220,7 +220,7 @@
           <w:color w:val="7030A0"/>
           <w:sz w:val="22"/>
         </w:rPr>
-        <w:t>modification des conditions de travail d'un salarie protege n'cessite son accord.</w:t>
+        <w:t>modification des conditions de travail d'un salarié protège nécessite son accord.</w:t>
       </w:r>
     </w:p>
     <w:p>
@@ -233,7 +233,7 @@
           <w:color w:val="2F5496"/>
           <w:sz w:val="24"/>
         </w:rPr>
-        <w:t>LA MODIFICATION DU CONTRAT DE TRAVAIL B e</w:t>
+        <w:t>LA MODIFICATION DU CONTRAT DE TRAVAIL B •</w:t>
       </w:r>
     </w:p>
     <w:p>
@@ -246,7 +246,7 @@
           <w:color w:val="2F5496"/>
           <w:sz w:val="24"/>
         </w:rPr>
-        <w:t>APPReCIATION DE LA MODIFICATION</w:t>
+        <w:t>APPRÉCIATION DE LA MODIFICATION</w:t>
       </w:r>
     </w:p>
     <w:p>
@@ -266,7 +266,7 @@
           <w:color w:val="000000"/>
           <w:sz w:val="22"/>
         </w:rPr>
-        <w:t>La modification du contrat de travail porte sur un el'ment essentiel par nature du contrat de travail, ou sur un el'ment</w:t>
+        <w:t>La modification du contrat de travail porte sur un élément essentiel par nature du contrat de travail, ou sur un élément</w:t>
       </w:r>
     </w:p>
     <w:p>
@@ -276,7 +276,7 @@
           <w:color w:val="000000"/>
           <w:sz w:val="22"/>
         </w:rPr>
-        <w:t>d'terminant pour les parties e la conclusion du contrat. L'interet essentiel est que toute modification du contrat suppose</w:t>
+        <w:t>déterminant pour les parties à la conclusion du contrat. L'intérêt essentiel est que toute modification du contrat suppose</w:t>
       </w:r>
     </w:p>
     <w:p>
@@ -286,7 +286,7 @@
           <w:color w:val="000000"/>
           <w:sz w:val="22"/>
         </w:rPr>
-        <w:t>l'accord prealable du salarie.</w:t>
+        <w:t>l'accord préalable du salarié.</w:t>
       </w:r>
     </w:p>
     <w:p>
@@ -296,7 +296,7 @@
           <w:color w:val="000000"/>
           <w:sz w:val="22"/>
         </w:rPr>
-        <w:t>Sont considerees comme une modification du contrat de travail, les modifications portant sur :</w:t>
+        <w:t>Sont considérées comme une modification du contrat de travail, les modifications portant sur :</w:t>
       </w:r>
     </w:p>
     <w:p>
@@ -309,7 +309,7 @@
           <w:color w:val="000000"/>
           <w:sz w:val="22"/>
         </w:rPr>
-        <w:t>la remuneration (Cass. soc. 6 octobre 2010 ; Cass. soc. 17 janvier 2017) ;</w:t>
+        <w:t>la rémunération (Cass. soc. 6 octobre 2010 ; Cass. soc. 17 janvier 2017) ;</w:t>
       </w:r>
     </w:p>
     <w:p>
@@ -335,7 +335,7 @@
           <w:color w:val="000000"/>
           <w:sz w:val="22"/>
         </w:rPr>
-        <w:t>le changement de la duree du travail ;</w:t>
+        <w:t>le changement de la durée du travail ;</w:t>
       </w:r>
     </w:p>
     <w:p>
@@ -361,7 +361,7 @@
           <w:color w:val="000000"/>
           <w:sz w:val="22"/>
         </w:rPr>
-        <w:t>le passage d'un horaire de nuit e un horaire de jour (Cass. soc. 4 mai 2017) ;</w:t>
+        <w:t>le passage d'un horaire de nuit à un horaire de jour (Cass. soc. 4 mai 2017) ;</w:t>
       </w:r>
     </w:p>
     <w:p>
@@ -374,7 +374,7 @@
           <w:color w:val="000000"/>
           <w:sz w:val="22"/>
         </w:rPr>
-        <w:t>l'appauvrissement des missions et des responsabilites (Cass. soc. 29 janvier 2014) ;</w:t>
+        <w:t>l'appauvrissement des missions et des responsabilités (Cass. soc. 29 janvier 2014) ;</w:t>
       </w:r>
     </w:p>
     <w:p>
@@ -387,7 +387,7 @@
           <w:color w:val="000000"/>
           <w:sz w:val="22"/>
         </w:rPr>
-        <w:t>ou encore, la reduction du perimetre de prospection pouvant avoir des incidences sur la remuneration (Cass. soc. 12 fevrier 2015).</w:t>
+        <w:t>ou encore, la réduction du périmètre de prospection pouvant avoir des incidences sur la rémunération (Cass. soc. 12 février 2015).</w:t>
       </w:r>
     </w:p>
     <w:p>
@@ -397,7 +397,7 @@
           <w:color w:val="000000"/>
           <w:sz w:val="22"/>
         </w:rPr>
-        <w:t>Sur ce point, la mention du lieu de travail dans le contrat n'a qu'une valeur d'information. D's lors, l'employeur peut le modifier</w:t>
+        <w:t>Sur ce point, la mention du lieu de travail dans le contrat n'a qu'une valeur d'information. Des lors, l'employeur peut le modifier</w:t>
       </w:r>
     </w:p>
     <w:p>
@@ -407,7 +407,7 @@
           <w:color w:val="000000"/>
           <w:sz w:val="22"/>
         </w:rPr>
-        <w:t>si le changement s'opere dans le m'me secteur geographique (cette notion doit etre appreciee e travers differents criteres : la</w:t>
+        <w:t>si le changement s'opère dans le même secteur géographique (cette notion doit être appréciée à travers différents critères : la</w:t>
       </w:r>
     </w:p>
     <w:p>
@@ -417,7 +417,7 @@
           <w:color w:val="000000"/>
           <w:sz w:val="22"/>
         </w:rPr>
-        <w:t>distance s'parant l'ancien et le nouveau lieu de travail, l'existence d'un bassin d'emploi, les facilites d'acces au nouveau lieu de</w:t>
+        <w:t>distance séparant l'ancien et le nouveau lieu de travail, l'existence d'un bassin d'emploi, les facilités d'accès au nouveau lieu de</w:t>
       </w:r>
     </w:p>
     <w:p>
@@ -427,7 +427,7 @@
           <w:color w:val="000000"/>
           <w:sz w:val="22"/>
         </w:rPr>
-        <w:t>travail (Cass. soc. 25 janvier 2006). Par trois arrets du 5 mai 2012, la Cour de cassation a precise plus encore cette notion en</w:t>
+        <w:t>travail (Cass. soc. 25 janvier 2006). Par trois arrêts du 5 mai 2012, la Cour de cassation a précise plus encore cette notion en</w:t>
       </w:r>
     </w:p>
     <w:p>
@@ -437,7 +437,7 @@
           <w:color w:val="000000"/>
           <w:sz w:val="22"/>
         </w:rPr>
-        <w:t>considerant qu'est situe dans un m'me secteur geographique le changement de lieu de travail impose au salarie :</w:t>
+        <w:t>considérant qu'est situé dans un même secteur géographique le changement de lieu de travail impose au salarié :</w:t>
       </w:r>
     </w:p>
     <w:p>
@@ -450,7 +450,7 @@
           <w:color w:val="000000"/>
           <w:sz w:val="22"/>
         </w:rPr>
-        <w:t>dans l'agglomeration parisienne disposant de plusieurs moyens de transport collectif, d's lors que la distance qui s'pare</w:t>
+        <w:t>dans l'agglomération parisienne disposant de plusieurs moyens de transport collectif, des lors que la distance qui sépare</w:t>
       </w:r>
     </w:p>
     <w:p>
@@ -460,7 +460,7 @@
           <w:color w:val="000000"/>
           <w:sz w:val="22"/>
         </w:rPr>
-        <w:t>l'ancien du nouveau lieu de travail est de 32 km, ce qui correspond e un temps de trajet de 34 minutes ;</w:t>
+        <w:t>l'ancien du nouveau lieu de travail est de 32 km, ce qui correspond à un temps de trajet de 34 minutes ;</w:t>
       </w:r>
     </w:p>
     <w:p>
@@ -473,7 +473,7 @@
           <w:color w:val="000000"/>
           <w:sz w:val="22"/>
         </w:rPr>
-        <w:t>hors agglomeration parisienne, le nouveau lieu de travail distant de 19 kilometres du prec'dent, peu importent la distance qui</w:t>
+        <w:t>hors agglomération parisienne, le nouveau lieu de travail distant de 19 kilomètres du précédent, peu importent la distance qui</w:t>
       </w:r>
     </w:p>
     <w:p>
@@ -483,7 +483,7 @@
           <w:color w:val="000000"/>
           <w:sz w:val="22"/>
         </w:rPr>
-        <w:t>s'pare le domicile du salarie de son nouveau lieu de travail et la presence ou non de moyens de transport collectif.</w:t>
+        <w:t>sépare le domicile du salarié de son nouveau lieu de travail et la présence ou non de moyens de transport collectif.</w:t>
       </w:r>
     </w:p>
     <w:p>
@@ -493,7 +493,7 @@
           <w:color w:val="000000"/>
           <w:sz w:val="22"/>
         </w:rPr>
-        <w:t>De m'me, s'il existe une clause de mobilite, il faut considerer que le salarie s'est engage par avance e accepter une modification</w:t>
+        <w:t>De même, s'il existe une clause de mobilité, il faut considérer que le salarié s'est engagé par avance à accepter une modification</w:t>
       </w:r>
     </w:p>
     <w:p>
@@ -516,7 +516,7 @@
           <w:color w:val="2F5496"/>
           <w:sz w:val="24"/>
         </w:rPr>
-        <w:t>MISE EN eUVRE DE LA MODIFICATION DU CONTRAT DE TRAVAIL</w:t>
+        <w:t>MISE EN OUVRE DE LA MODIFICATION DU CONTRAT DE TRAVAIL</w:t>
       </w:r>
     </w:p>
     <w:p>
@@ -536,7 +536,7 @@
           <w:color w:val="000000"/>
           <w:sz w:val="22"/>
         </w:rPr>
-        <w:t>La procedure est differente selon que la modification repose sur un motif economique ou sur un motif personnel.</w:t>
+        <w:t>La procédure est différente selon que la modification repose sur un motif économique ou sur un motif personnel.</w:t>
       </w:r>
     </w:p>
     <w:p>
@@ -546,7 +546,7 @@
           <w:color w:val="000000"/>
           <w:sz w:val="22"/>
         </w:rPr>
-        <w:t>En cas de modification pour motif economique, l'employeur est tenu de respecter une procedure l'gale d'crite e l'article L</w:t>
+        <w:t>En cas de modification pour motif économique, l'employeur est tenu de respecter une procédure légale décrite à l'article L</w:t>
       </w:r>
     </w:p>
     <w:p>
@@ -556,7 +556,7 @@
           <w:color w:val="000000"/>
           <w:sz w:val="22"/>
         </w:rPr>
-        <w:t>1222-6 du Code du travail. Le projet de modification du contrat est notifie au salarie par lettre recommandee avec AR. Le</w:t>
+        <w:t>1222-6 du Code du travail. Le projet de modification du contrat est notifié au salarié par lettre recommandée avec AR. Le</w:t>
       </w:r>
     </w:p>
     <w:p>
@@ -566,7 +566,7 @@
           <w:color w:val="000000"/>
           <w:sz w:val="22"/>
         </w:rPr>
-        <w:t>motif economique doit y etre clairement precise. Le salarie dispose du d'lai d'un mois pour accepter ou refuser le projet qui</w:t>
+        <w:t>motif économique doit y être clairement précise. Le salarié dispose du délai d'un mois pour accepter ou refuser le projet qui</w:t>
       </w:r>
     </w:p>
     <w:p>
@@ -576,7 +576,7 @@
           <w:color w:val="000000"/>
           <w:sz w:val="22"/>
         </w:rPr>
-        <w:t>lui est soumis. L'absence de reponse vaut acceptation, mais l'employeur ne pourra s'en prevaloir si le projet de modification</w:t>
+        <w:t>lui est soumis. L'absence de réponse vaut acceptation, mais l'employeur ne pourra s'en prévaloir si le projet de modification</w:t>
       </w:r>
     </w:p>
     <w:p>
@@ -586,7 +586,7 @@
           <w:color w:val="000000"/>
           <w:sz w:val="22"/>
         </w:rPr>
-        <w:t>ne comportait aucun motif ou un motif imprecis. En cas de refus, l'employeur peut, soit abandonner son projet, soit mettre</w:t>
+        <w:t>ne comportait aucun motif ou un motif imprécis. En cas de refus, l'employeur peut, soit abandonner son projet, soit mettre</w:t>
       </w:r>
     </w:p>
     <w:p>
@@ -596,7 +596,7 @@
           <w:color w:val="000000"/>
           <w:sz w:val="22"/>
         </w:rPr>
-        <w:t>en euvre la procedure de licenciement pour motif economique e condition qu'il reponde aux criteres de la loi.</w:t>
+        <w:t>en ouvre la procédure de licenciement pour motif économique à condition qu'il réponde aux critères de la loi.</w:t>
       </w:r>
     </w:p>
     <w:p>
@@ -606,7 +606,7 @@
           <w:color w:val="000000"/>
           <w:sz w:val="22"/>
         </w:rPr>
-        <w:t>En cas de modification pour motif personnel, l'employeur est dispense de toute procedure specifique. Il doit donc</w:t>
+        <w:t>En cas de modification pour motif personnel, l'employeur est dispense de toute procédure spécifique. Il doit donc</w:t>
       </w:r>
     </w:p>
     <w:p>
@@ -616,7 +616,7 @@
           <w:color w:val="000000"/>
           <w:sz w:val="22"/>
         </w:rPr>
-        <w:t>s'assurer de l'acceptation ou du refus du salarie. Dans ce dernier cas, il peut renoncer e la modification ou mettre en euvre</w:t>
+        <w:t>s'assurer de l'acceptation ou du refus du salarié. Dans ce dernier cas, il peut renoncer à la modification ou mettre en ouvre</w:t>
       </w:r>
     </w:p>
     <w:p>
@@ -626,7 +626,7 @@
           <w:color w:val="000000"/>
           <w:sz w:val="22"/>
         </w:rPr>
-        <w:t>la procedure de licenciement pour motif personnel. Bien que non fautif, le licenciement devra evidemment reposer sur une</w:t>
+        <w:t>la procédure de licenciement pour motif personnel. Bien que non fautif, le licenciement devra évidemment reposer sur une</w:t>
       </w:r>
     </w:p>
     <w:p>
@@ -636,7 +636,7 @@
           <w:color w:val="000000"/>
           <w:sz w:val="22"/>
         </w:rPr>
-        <w:t>cause reelle et s'rieuse autre que le refus du salarie (Cass. soc. 11 juillet 2018).</w:t>
+        <w:t>cause réelle et sérieuse autre que le refus du salarié (Cass. soc. 11 juillet 2018).</w:t>
       </w:r>
     </w:p>
     <w:p>
@@ -649,7 +649,7 @@
           <w:color w:val="2F5496"/>
           <w:sz w:val="24"/>
         </w:rPr>
-        <w:t>LA MODIFICATION DE LA SITUATION JURIDIQUE DE L'EMPLOYEUR II e</w:t>
+        <w:t>LA MODIFICATION DE LA SITUATION JURIDIQUE DE L'EMPLOYEUR II •</w:t>
       </w:r>
     </w:p>
     <w:p>
@@ -662,7 +662,7 @@
           <w:color w:val="006100"/>
           <w:sz w:val="24"/>
         </w:rPr>
-        <w:t>LE PRINCIPE A e</w:t>
+        <w:t>LE PRINCIPE A •</w:t>
       </w:r>
     </w:p>
     <w:p>
@@ -672,7 +672,7 @@
           <w:color w:val="006100"/>
           <w:sz w:val="22"/>
         </w:rPr>
-        <w:t>Il est pose e l'article L 1224-1 du code du travail qui dispose : e S'il survient une modification dans la situation juridique de</w:t>
+        <w:t>Il est pose à l'article L 1224-1 du code du travail qui dispose : à S'il survient une modification dans la situation juridique de</w:t>
       </w:r>
     </w:p>
     <w:p>
@@ -682,7 +682,7 @@
           <w:color w:val="006100"/>
           <w:sz w:val="22"/>
         </w:rPr>
-        <w:t>l'employeur, notamment par succession, vente, fusion, transformation du fonds, mise en societ', tous les contrats de travail en</w:t>
+        <w:t>l'employeur, notamment par succession, vente, fusion, transformation du fonds, mise en société, tous les contrats de travail en</w:t>
       </w:r>
     </w:p>
     <w:p>
@@ -692,7 +692,7 @@
           <w:color w:val="006100"/>
           <w:sz w:val="22"/>
         </w:rPr>
-        <w:t>cours au jour de la modification subsistent entre le nouvel employeur et le personnel de l'entreprise e.</w:t>
+        <w:t>cours au jour de la modification subsistent entre le nouvel employeur et le personnel de l'entreprise à.</w:t>
       </w:r>
     </w:p>
     <w:p>
@@ -702,7 +702,7 @@
           <w:color w:val="006100"/>
           <w:sz w:val="22"/>
         </w:rPr>
-        <w:t>Cet article appelle deux remarques : d'une part la liste n'est pas limitative tel que le suggere l'adverbe e notamment e,</w:t>
+        <w:t>Cet article appelle deux remarques : d'une part la liste n'est pas limitative tel que le suggère l'adverbe à notamment à,</w:t>
       </w:r>
     </w:p>
     <w:p>
@@ -712,7 +712,7 @@
           <w:color w:val="006100"/>
           <w:sz w:val="22"/>
         </w:rPr>
-        <w:t>d'autre part le principe e vocation e s'appliquer e toute entite economique autonome transferee dont l'existence et</w:t>
+        <w:t>d'autre part le principe à vocation à s'appliquer à toute entité économique autonome transférée dont l'existence et</w:t>
       </w:r>
     </w:p>
     <w:p>
@@ -722,7 +722,7 @@
           <w:color w:val="006100"/>
           <w:sz w:val="22"/>
         </w:rPr>
-        <w:t>l'identite sont maintenues, c'est-e-dire fonctionne dans des conditions analogues e la prec'dente.</w:t>
+        <w:t>l'identité sont maintenues, c'est-à-dire fonctionne dans des conditions analogues à la précédente.</w:t>
       </w:r>
     </w:p>
     <w:p>
@@ -735,7 +735,7 @@
           <w:color w:val="2F5496"/>
           <w:sz w:val="24"/>
         </w:rPr>
-        <w:t>LES EFFETS SUR LA RELATION DE TRAVAIL B e</w:t>
+        <w:t>LES EFFETS SUR LA RELATION DE TRAVAIL B •</w:t>
       </w:r>
     </w:p>
     <w:p>
@@ -768,7 +768,7 @@
           <w:color w:val="000000"/>
           <w:sz w:val="22"/>
         </w:rPr>
-        <w:t>Quelle que soit leur nature, e duree d'terminee ou indeterminee, contrats d'apprentissage, de professionnalisatione</w:t>
+        <w:t>Quelle que soit leur nature, à durée déterminée ou indéterminée, contrats d'apprentissage, de professionnalisationé</w:t>
       </w:r>
     </w:p>
     <w:p>
@@ -788,7 +788,7 @@
           <w:color w:val="000000"/>
           <w:sz w:val="22"/>
         </w:rPr>
-        <w:t>vers le nouvel employeur de l'ensemble des contrats anterieurement conclus. Cette operation de transfert vaut pour</w:t>
+        <w:t>vers le nouvel employeur de l'ensemble des contrats antérieurement conclus. Cette opération de transfert vaut pour</w:t>
       </w:r>
     </w:p>
     <w:p>
@@ -798,7 +798,7 @@
           <w:color w:val="000000"/>
           <w:sz w:val="22"/>
         </w:rPr>
-        <w:t>tous les el'ments du contrat (remuneration, anciennete, classification, fonctione). e noter que lorsque les conditions</w:t>
+        <w:t>tous les éléments du contrat (rémunération, ancienneté, classification, fonctione). à noter que lorsque les conditions</w:t>
       </w:r>
     </w:p>
     <w:p>
@@ -808,7 +808,7 @@
           <w:color w:val="000000"/>
           <w:sz w:val="22"/>
         </w:rPr>
-        <w:t>ne sont pas reunies, le transfert du contrat de travail vers une autre entreprise s'analyse en une modification du contrat</w:t>
+        <w:t>ne sont pas réunies, le transfert du contrat de travail vers une autre entreprise s'analyse en une modification du contrat</w:t>
       </w:r>
     </w:p>
     <w:p>
@@ -818,7 +818,7 @@
           <w:color w:val="000000"/>
           <w:sz w:val="22"/>
         </w:rPr>
-        <w:t>n'cessitant l'accord du salarie (Cass. soc. 25 septembre 2024).</w:t>
+        <w:t>nécessitant l'accord du salarié (Cass. soc. 25 septembre 2024).</w:t>
       </w:r>
     </w:p>
     <w:p>
@@ -831,7 +831,7 @@
           <w:color w:val="2F5496"/>
           <w:sz w:val="24"/>
         </w:rPr>
-        <w:t>NULLITe DES LICENCIEMENTS</w:t>
+        <w:t>NULLITÉ DES LICENCIEMENTS</w:t>
       </w:r>
     </w:p>
     <w:p>
@@ -851,7 +851,7 @@
           <w:color w:val="000000"/>
           <w:sz w:val="22"/>
         </w:rPr>
-        <w:t>Tout licenciement ayant pour objet d'ecarter la continuation des contrats est frappe de nullite, sauf cas particulier par</w:t>
+        <w:t>Tout licenciement ayant pour objet d'écarter la continuation des contrats est frappe de nullité, sauf cas particulier par</w:t>
       </w:r>
     </w:p>
     <w:p>
@@ -861,9 +861,10 @@
           <w:color w:val="000000"/>
           <w:sz w:val="22"/>
         </w:rPr>
-        <w:t>exemple : procedure de sauvegarde, redressement ou liquidation judiciaire.</w:t>
+        <w:t>exemple : procédure de sauvegarde, redressement ou liquidation judiciaire.</w:t>
       </w:r>
     </w:p>
+    <w:p/>
     <w:p/>
     <w:sectPr>
       <w:pgSz w:w="12240" w:h="15840"/>

--- a/droit social dcg/12- modification de la relation de travail.docx
+++ b/droit social dcg/12- modification de la relation de travail.docx
@@ -27,7 +27,7 @@
           <w:color w:val="2F5496"/>
           <w:sz w:val="24"/>
         </w:rPr>
-        <w:t>LA MODIFICATION DE LA SITUATION JURIDIQUE DU SALARIÉ I •</w:t>
+        <w:t>I • LA MODIFICATION DE LA SITUATION JURIDIQUE DU SALARIÉ</w:t>
       </w:r>
     </w:p>
     <w:p>
@@ -37,17 +37,17 @@
       <w:r>
         <w:rPr>
           <w:b/>
-          <w:color w:val="7030A0"/>
+          <w:color w:val="BF5700"/>
           <w:sz w:val="24"/>
         </w:rPr>
-        <w:t>LA MODIFICATION DES CONDITIONS DE TRAVAIL A •</w:t>
+        <w:t>A • LA MODIFICATION DES CONDITIONS DE TRAVAIL</w:t>
       </w:r>
     </w:p>
     <w:p>
       <w:r>
         <w:rPr>
           <w:b w:val="0"/>
-          <w:color w:val="7030A0"/>
+          <w:color w:val="BF5700"/>
           <w:sz w:val="22"/>
         </w:rPr>
         <w:t>Les conditions de travail relèvent du pouvoir de direction de l'employeur. Il s'agit de la plupart des décisions qui se</w:t>
@@ -57,7 +57,7 @@
       <w:r>
         <w:rPr>
           <w:b w:val="0"/>
-          <w:color w:val="7030A0"/>
+          <w:color w:val="BF5700"/>
           <w:sz w:val="22"/>
         </w:rPr>
         <w:t>rapportent à l'organisation du travail comme une modification peu importante des horaires collectifs, ou une mutation</w:t>
@@ -67,7 +67,7 @@
       <w:r>
         <w:rPr>
           <w:b w:val="0"/>
-          <w:color w:val="7030A0"/>
+          <w:color w:val="BF5700"/>
           <w:sz w:val="22"/>
         </w:rPr>
         <w:t>à un poste sensiblement identique n'entraînant pas de modification réelle du contrat de travail (rémunération</w:t>
@@ -77,7 +77,7 @@
       <w:r>
         <w:rPr>
           <w:b w:val="0"/>
-          <w:color w:val="7030A0"/>
+          <w:color w:val="BF5700"/>
           <w:sz w:val="22"/>
         </w:rPr>
         <w:t>55</w:t>
@@ -87,7 +87,7 @@
       <w:r>
         <w:rPr>
           <w:b w:val="0"/>
-          <w:color w:val="7030A0"/>
+          <w:color w:val="BF5700"/>
           <w:sz w:val="22"/>
         </w:rPr>
         <w:t>éditions Corroy à 4 rue de Villars, 42000 Saint-etienne à 04 77 79 92 46 à infos@editions-corroy.fr</w:t>
@@ -97,7 +97,7 @@
       <w:r>
         <w:rPr>
           <w:b w:val="0"/>
-          <w:color w:val="7030A0"/>
+          <w:color w:val="BF5700"/>
           <w:sz w:val="22"/>
         </w:rPr>
         <w:t>Exercice</w:t>
@@ -107,7 +107,7 @@
       <w:r>
         <w:rPr>
           <w:b w:val="0"/>
-          <w:color w:val="7030A0"/>
+          <w:color w:val="BF5700"/>
           <w:sz w:val="22"/>
         </w:rPr>
         <w:t>correspondant</w:t>
@@ -117,7 +117,7 @@
       <w:r>
         <w:rPr>
           <w:b w:val="0"/>
-          <w:color w:val="7030A0"/>
+          <w:color w:val="BF5700"/>
           <w:sz w:val="22"/>
         </w:rPr>
         <w:t>LA BOÎTE à BONBONS : Modi?cation des conditions de travail, modi?cation du contrat de travail, conséquences</w:t>
@@ -127,7 +127,7 @@
       <w:r>
         <w:rPr>
           <w:b w:val="0"/>
-          <w:color w:val="7030A0"/>
+          <w:color w:val="BF5700"/>
           <w:sz w:val="22"/>
         </w:rPr>
         <w:t>pour le salarié et obligations de l'employeur, modi?cation de la situation juridique de l'employeur, effets sur les</w:t>
@@ -137,18 +137,21 @@
       <w:r>
         <w:rPr>
           <w:b w:val="0"/>
-          <w:color w:val="7030A0"/>
+          <w:color w:val="BF5700"/>
           <w:sz w:val="22"/>
         </w:rPr>
         <w:t>contrats de travail, suspension du contrat pour maladie non professionnelle, contrôle de l'arrêt maladie.</w:t>
       </w:r>
     </w:p>
     <w:p>
+      <w:pPr>
+        <w:pStyle w:val="Heading2"/>
+      </w:pPr>
       <w:r>
         <w:rPr>
-          <w:b w:val="0"/>
-          <w:color w:val="7030A0"/>
-          <w:sz w:val="22"/>
+          <w:b/>
+          <w:color w:val="2F5496"/>
+          <w:sz w:val="24"/>
         </w:rPr>
         <w:t>DCGUE3F.qxp_DCGUE3F 24/07/2025 10:26 Page 55</w:t>
       </w:r>
@@ -157,7 +160,7 @@
       <w:r>
         <w:rPr>
           <w:b w:val="0"/>
-          <w:color w:val="7030A0"/>
+          <w:color w:val="000000"/>
           <w:sz w:val="22"/>
         </w:rPr>
         <w:t>semblable, contraintes identiques) la réalisation d'heures supplémentairesé à noter qu'un accord collectif instituant</w:t>
@@ -167,7 +170,7 @@
       <w:r>
         <w:rPr>
           <w:b w:val="0"/>
-          <w:color w:val="7030A0"/>
+          <w:color w:val="000000"/>
           <w:sz w:val="22"/>
         </w:rPr>
         <w:t>un aménagement du temps de travail ne constitue pas une modification du contrat de travail (art 3122-6 c.trav).</w:t>
@@ -177,7 +180,7 @@
       <w:r>
         <w:rPr>
           <w:b w:val="0"/>
-          <w:color w:val="7030A0"/>
+          <w:color w:val="000000"/>
           <w:sz w:val="22"/>
         </w:rPr>
         <w:t>Par conséquent c'est en vertu des pouvoirs que la loi confère à l'employeur que ce dernier peut ?</w:t>
@@ -187,7 +190,7 @@
       <w:r>
         <w:rPr>
           <w:b w:val="0"/>
-          <w:color w:val="7030A0"/>
+          <w:color w:val="000000"/>
           <w:sz w:val="22"/>
         </w:rPr>
         <w:t>unilatéralement imposer toute modification relative aux modalités d'exécution du contrat de travail.</w:t>
@@ -197,7 +200,7 @@
       <w:r>
         <w:rPr>
           <w:b w:val="0"/>
-          <w:color w:val="7030A0"/>
+          <w:color w:val="000000"/>
           <w:sz w:val="22"/>
         </w:rPr>
         <w:t>De fait le refus du salarié peut être considéré comme un acte d'insubordination justifiant son licenciement. Néanmoins,</w:t>
@@ -207,7 +210,7 @@
       <w:r>
         <w:rPr>
           <w:b w:val="0"/>
-          <w:color w:val="7030A0"/>
+          <w:color w:val="000000"/>
           <w:sz w:val="22"/>
         </w:rPr>
         <w:t>il ne constitue pas à lui seul une faute grave (Cass. soc. 28 avril 2011, Cass. soc. 20 nov. 2013). à noter enfin qu'une</w:t>
@@ -217,7 +220,7 @@
       <w:r>
         <w:rPr>
           <w:b w:val="0"/>
-          <w:color w:val="7030A0"/>
+          <w:color w:val="BF5700"/>
           <w:sz w:val="22"/>
         </w:rPr>
         <w:t>modification des conditions de travail d'un salarié protège nécessite son accord.</w:t>
@@ -233,7 +236,7 @@
           <w:color w:val="2F5496"/>
           <w:sz w:val="24"/>
         </w:rPr>
-        <w:t>LA MODIFICATION DU CONTRAT DE TRAVAIL B •</w:t>
+        <w:t>B • LA MODIFICATION DU CONTRAT DE TRAVAIL</w:t>
       </w:r>
     </w:p>
     <w:p>
@@ -404,7 +407,7 @@
       <w:r>
         <w:rPr>
           <w:b w:val="0"/>
-          <w:color w:val="000000"/>
+          <w:color w:val="00703C"/>
           <w:sz w:val="22"/>
         </w:rPr>
         <w:t>si le changement s'opère dans le même secteur géographique (cette notion doit être appréciée à travers différents critères : la</w:t>
@@ -424,7 +427,7 @@
       <w:r>
         <w:rPr>
           <w:b w:val="0"/>
-          <w:color w:val="000000"/>
+          <w:color w:val="00703C"/>
           <w:sz w:val="22"/>
         </w:rPr>
         <w:t>travail (Cass. soc. 25 janvier 2006). Par trois arrêts du 5 mai 2012, la Cour de cassation a précise plus encore cette notion en</w:t>
@@ -533,7 +536,7 @@
       <w:r>
         <w:rPr>
           <w:b w:val="0"/>
-          <w:color w:val="000000"/>
+          <w:color w:val="BF5700"/>
           <w:sz w:val="22"/>
         </w:rPr>
         <w:t>La procédure est différente selon que la modification repose sur un motif économique ou sur un motif personnel.</w:t>
@@ -543,7 +546,7 @@
       <w:r>
         <w:rPr>
           <w:b w:val="0"/>
-          <w:color w:val="000000"/>
+          <w:color w:val="BF5700"/>
           <w:sz w:val="22"/>
         </w:rPr>
         <w:t>En cas de modification pour motif économique, l'employeur est tenu de respecter une procédure légale décrite à l'article L</w:t>
@@ -563,7 +566,7 @@
       <w:r>
         <w:rPr>
           <w:b w:val="0"/>
-          <w:color w:val="000000"/>
+          <w:color w:val="BF5700"/>
           <w:sz w:val="22"/>
         </w:rPr>
         <w:t>motif économique doit y être clairement précise. Le salarié dispose du délai d'un mois pour accepter ou refuser le projet qui</w:t>
@@ -593,7 +596,7 @@
       <w:r>
         <w:rPr>
           <w:b w:val="0"/>
-          <w:color w:val="000000"/>
+          <w:color w:val="BF5700"/>
           <w:sz w:val="22"/>
         </w:rPr>
         <w:t>en ouvre la procédure de licenciement pour motif économique à condition qu'il réponde aux critères de la loi.</w:t>
@@ -603,7 +606,7 @@
       <w:r>
         <w:rPr>
           <w:b w:val="0"/>
-          <w:color w:val="000000"/>
+          <w:color w:val="BF5700"/>
           <w:sz w:val="22"/>
         </w:rPr>
         <w:t>En cas de modification pour motif personnel, l'employeur est dispense de toute procédure spécifique. Il doit donc</w:t>
@@ -623,7 +626,7 @@
       <w:r>
         <w:rPr>
           <w:b w:val="0"/>
-          <w:color w:val="000000"/>
+          <w:color w:val="BF5700"/>
           <w:sz w:val="22"/>
         </w:rPr>
         <w:t>la procédure de licenciement pour motif personnel. Bien que non fautif, le licenciement devra évidemment reposer sur une</w:t>
@@ -649,7 +652,7 @@
           <w:color w:val="2F5496"/>
           <w:sz w:val="24"/>
         </w:rPr>
-        <w:t>LA MODIFICATION DE LA SITUATION JURIDIQUE DE L'EMPLOYEUR II •</w:t>
+        <w:t>II • LA MODIFICATION DE LA SITUATION JURIDIQUE DE L'EMPLOYEUR</w:t>
       </w:r>
     </w:p>
     <w:p>
@@ -659,17 +662,17 @@
       <w:r>
         <w:rPr>
           <w:b/>
-          <w:color w:val="006100"/>
+          <w:color w:val="BF5700"/>
           <w:sz w:val="24"/>
         </w:rPr>
-        <w:t>LE PRINCIPE A •</w:t>
+        <w:t>A • LE PRINCIPE</w:t>
       </w:r>
     </w:p>
     <w:p>
       <w:r>
         <w:rPr>
           <w:b w:val="0"/>
-          <w:color w:val="006100"/>
+          <w:color w:val="BF5700"/>
           <w:sz w:val="22"/>
         </w:rPr>
         <w:t>Il est pose à l'article L 1224-1 du code du travail qui dispose : à S'il survient une modification dans la situation juridique de</w:t>
@@ -679,7 +682,7 @@
       <w:r>
         <w:rPr>
           <w:b w:val="0"/>
-          <w:color w:val="006100"/>
+          <w:color w:val="BF5700"/>
           <w:sz w:val="22"/>
         </w:rPr>
         <w:t>l'employeur, notamment par succession, vente, fusion, transformation du fonds, mise en société, tous les contrats de travail en</w:t>
@@ -689,7 +692,7 @@
       <w:r>
         <w:rPr>
           <w:b w:val="0"/>
-          <w:color w:val="006100"/>
+          <w:color w:val="BF5700"/>
           <w:sz w:val="22"/>
         </w:rPr>
         <w:t>cours au jour de la modification subsistent entre le nouvel employeur et le personnel de l'entreprise à.</w:t>
@@ -699,7 +702,7 @@
       <w:r>
         <w:rPr>
           <w:b w:val="0"/>
-          <w:color w:val="006100"/>
+          <w:color w:val="BF5700"/>
           <w:sz w:val="22"/>
         </w:rPr>
         <w:t>Cet article appelle deux remarques : d'une part la liste n'est pas limitative tel que le suggère l'adverbe à notamment à,</w:t>
@@ -709,7 +712,7 @@
       <w:r>
         <w:rPr>
           <w:b w:val="0"/>
-          <w:color w:val="006100"/>
+          <w:color w:val="BF5700"/>
           <w:sz w:val="22"/>
         </w:rPr>
         <w:t>d'autre part le principe à vocation à s'appliquer à toute entité économique autonome transférée dont l'existence et</w:t>
@@ -719,7 +722,7 @@
       <w:r>
         <w:rPr>
           <w:b w:val="0"/>
-          <w:color w:val="006100"/>
+          <w:color w:val="BF5700"/>
           <w:sz w:val="22"/>
         </w:rPr>
         <w:t>l'identité sont maintenues, c'est-à-dire fonctionne dans des conditions analogues à la précédente.</w:t>
@@ -735,7 +738,7 @@
           <w:color w:val="2F5496"/>
           <w:sz w:val="24"/>
         </w:rPr>
-        <w:t>LES EFFETS SUR LA RELATION DE TRAVAIL B •</w:t>
+        <w:t>B • LES EFFETS SUR LA RELATION DE TRAVAIL</w:t>
       </w:r>
     </w:p>
     <w:p>
@@ -795,7 +798,7 @@
       <w:r>
         <w:rPr>
           <w:b w:val="0"/>
-          <w:color w:val="000000"/>
+          <w:color w:val="BF5700"/>
           <w:sz w:val="22"/>
         </w:rPr>
         <w:t>tous les éléments du contrat (rémunération, ancienneté, classification, fonctione). à noter que lorsque les conditions</w:t>
@@ -848,7 +851,7 @@
       <w:r>
         <w:rPr>
           <w:b w:val="0"/>
-          <w:color w:val="000000"/>
+          <w:color w:val="C00000"/>
           <w:sz w:val="22"/>
         </w:rPr>
         <w:t>Tout licenciement ayant pour objet d'écarter la continuation des contrats est frappe de nullité, sauf cas particulier par</w:t>
@@ -858,7 +861,7 @@
       <w:r>
         <w:rPr>
           <w:b w:val="0"/>
-          <w:color w:val="000000"/>
+          <w:color w:val="BF5700"/>
           <w:sz w:val="22"/>
         </w:rPr>
         <w:t>exemple : procédure de sauvegarde, redressement ou liquidation judiciaire.</w:t>
